--- a/SI084-S04-TALLER-Grupo-COLQUE.docx
+++ b/SI084-S04-TALLER-Grupo-COLQUE.docx
@@ -1101,7 +1101,7 @@
 Anexo E — Capturas numeradas 01 a 06.
 Anexo F — Hashes y cadena de custodia.
 Etiqueta: https://github.com/srg-cp/SI084-LAB-01/tree/taller-04
-Pull Request a develop: [COMPLETAR DESPUÉS DE PUBLICAR]</w:t>
+Pull Request a develop: https://github.com/srg-cp/SI084-LAB-01/pull/1</w:t>
       </w:r>
     </w:p>
     <w:bookmarkEnd w:id="31"/>
